--- a/outputs/公文.docx
+++ b/outputs/公文.docx
@@ -82,7 +82,7 @@
           <w:sz w:val="24"/>
           <w:shd w:val="clear" w:color="auto" w:fill="FFFFFF"/>
         </w:rPr>
-        <w:t>会议主题：集团AI项目工作协同推进</w:t>
+        <w:t>会议主题：探讨AI大模型推理训练平台项目技术规格书内容</w:t>
       </w:r>
       <w:r>
         <w:rPr>
@@ -141,7 +141,7 @@
           <w:sz w:val="24"/>
           <w:shd w:val="clear" w:color="auto" w:fill="FFFFFF"/>
         </w:rPr>
-        <w:t>会议时间：2025年12月12日14:00-16:00</w:t>
+        <w:t>会议时间：2025年5月6日</w:t>
       </w:r>
       <w:r>
         <w:rPr>
@@ -200,7 +200,7 @@
           <w:sz w:val="24"/>
           <w:shd w:val="clear" w:color="auto" w:fill="FFFFFF"/>
         </w:rPr>
-        <w:t>参会人员：黄建忠、方波、周渊、黄蕾、蔡贞贞、熊辉辉、黄彩梅、秦莉、曹娟、张虎、向旭、易文峰、王强、黄二超、胡道方、周文洪、田鹏（代彭朵清）、高兆龙、刘亚飞等</w:t>
+        <w:t>参会人员：方波、汪辉、施群、陈哲仁、李树成</w:t>
       </w:r>
       <w:r>
         <w:rPr>
@@ -287,7 +287,7 @@
           <w:shd w:val="clear" w:color="auto" w:fill="FFFFFF"/>
           <w:lang w:val="en-US"/>
         </w:rPr>
-        <w:t>一、核心目标与规划项目：经公司董事长及高层审议批准，AI战略分两步实施——2025年为策划与试点阶段，重点完成平台建设、场景验证与场景挖掘；2026年进入全面推广阶段，推动AI能力与各业务深度融合，实现规模化赋能。二、近期核心目标：组建研发、质量领域AI专项小组；2025年12月上线费控AI问答、企业规章制度查询助手、代码辅助插件；2026年1月完成研发、质量专项小组建立及费控系统智能体部署（含AI填单、AI出行等功能）。三、黄建忠副总经理核心指示：强化需求与计划管理，建立例会制度，各部门按月提交统一模板AI工作计划；优化资源配置，非及时性工作安排在非工作时段；筑牢数据安全防线，推进内网私有知识库建设；提升全员AI应用能力，开展培训并鼓励员工探索豆包、Kimi等免费AI工具；加强跨部门协同与监督，推动纯民品部门借鉴智感公司。四、重要决议及督办安排：包括需求整合与优先级排序、专项计划迭代、推进机制、知识库建设、培训与赋能、信息化支撑等六项内容。</w:t>
+        <w:t>技术规格修订要点：算力服务器配置优化，算力量化精度标准由BF16调整为INT8，同步优化测试指标；模型支撑体系升级、预置资源列表，全场景应用模型支持INT8量化部署，配套更新模型转换工具链，新增模型管理平台预置功能，集成哪些闭源模型、智能体、插件；代码辅助功能模块调整，代码辅助系统功能聚焦：撤销多文件协同修改模块，取消定制化后台看板开发，保留基础代码提示与补全功能；服务支持方案变更，基础技术服务周期由24个月调整为12个月，增设服务周期扩展服务作为供应商加分项</w:t>
       </w:r>
       <w:r>
         <w:rPr>
@@ -361,7 +361,7 @@
           <w:sz w:val="24"/>
           <w:lang w:val="en-US"/>
         </w:rPr>
-        <w:t>一、各部门按统一模板提交3-5条AI场景需求，信息化部汇总后结合集团经营效益评估优先级；二、按部门需求调整2026年AI推进专项计划，明确各阶段核心任务与时间节点；三、各部门建立AI工作例会制度，各部门每月提交工作计划与进展；四、各部门按统一模板完成对场景下的知识收集与提交，推进项目知识库部署；五、开展提示词编写、AI工具实操等专项培训，分享AI应用案例与工具资源，提升全员AI应用能力；六、加强信息化团队力量，通过外包等方式补充产能，解决系统现存问题，为AI应用和数智化转型提供坚实基础。</w:t>
+        <w:t>通过降低算力准入门槛，吸引更多潜在供应商（包括具备开源解决方案能力的厂商）参与竞标。技术适配升级：采用INT8量化标准兼容主流推理框架，同步保持对FP16/BF16的部分兼容。开源融合方案：将dify、codegeex4等开源生态纳入技术评估体系，要求供应商提供混合云部署方案</w:t>
       </w:r>
       <w:r>
         <w:rPr>
